--- a/docs/System Specification/Thina_CRM_System_Specification_v1.3.1.docx
+++ b/docs/System Specification/Thina_CRM_System_Specification_v1.3.1.docx
@@ -30289,4 +30289,10 @@
     </w:rPr>
   </w:style>
 </w:styles>
+</file>
+
+<file path=docMetadata/LabelInfo.xml><?xml version="1.0" encoding="utf-8"?>
+<clbl:labelList xmlns:clbl="http://schemas.microsoft.com/office/2020/mipLabelMetadata">
+  <clbl:label id="{f42aa342-8706-4288-bd11-ebb85995028c}" enabled="1" method="Privileged" siteId="{72f988bf-86f1-41af-91ab-2d7cd011db47}" contentBits="0" removed="0"/>
+</clbl:labelList>
 </file>